--- a/docs/Note_on_Neural_Networks_with_Dynamic_Weights.docx
+++ b/docs/Note_on_Neural_Networks_with_Dynamic_Weights.docx
@@ -331,13 +331,540 @@
           <w:rFonts w:eastAsiaTheme="minorEastAsia"/>
         </w:rPr>
       </w:pPr>
+      <w:r>
+        <w:rPr>
+          <w:rFonts w:eastAsiaTheme="minorEastAsia"/>
+        </w:rPr>
+        <w:t xml:space="preserve">An Elman RNN processes a sequence </w:t>
+      </w:r>
+      <m:oMath>
+        <m:d>
+          <m:dPr>
+            <m:ctrlPr>
+              <w:rPr>
+                <w:rFonts w:ascii="Cambria Math" w:eastAsiaTheme="minorEastAsia" w:hAnsi="Cambria Math"/>
+                <w:i/>
+              </w:rPr>
+            </m:ctrlPr>
+          </m:dPr>
+          <m:e>
+            <m:sSub>
+              <m:sSubPr>
+                <m:ctrlPr>
+                  <w:rPr>
+                    <w:rFonts w:ascii="Cambria Math" w:eastAsiaTheme="minorEastAsia" w:hAnsi="Cambria Math"/>
+                    <w:i/>
+                  </w:rPr>
+                </m:ctrlPr>
+              </m:sSubPr>
+              <m:e>
+                <m:r>
+                  <w:rPr>
+                    <w:rFonts w:ascii="Cambria Math" w:eastAsiaTheme="minorEastAsia" w:hAnsi="Cambria Math"/>
+                  </w:rPr>
+                  <m:t>x</m:t>
+                </m:r>
+              </m:e>
+              <m:sub>
+                <m:r>
+                  <w:rPr>
+                    <w:rFonts w:ascii="Cambria Math" w:eastAsiaTheme="minorEastAsia" w:hAnsi="Cambria Math"/>
+                  </w:rPr>
+                  <m:t>1</m:t>
+                </m:r>
+              </m:sub>
+            </m:sSub>
+            <m:r>
+              <w:rPr>
+                <w:rFonts w:ascii="Cambria Math" w:eastAsiaTheme="minorEastAsia" w:hAnsi="Cambria Math"/>
+              </w:rPr>
+              <m:t>,</m:t>
+            </m:r>
+            <m:sSub>
+              <m:sSubPr>
+                <m:ctrlPr>
+                  <w:rPr>
+                    <w:rFonts w:ascii="Cambria Math" w:eastAsiaTheme="minorEastAsia" w:hAnsi="Cambria Math"/>
+                    <w:i/>
+                  </w:rPr>
+                </m:ctrlPr>
+              </m:sSubPr>
+              <m:e>
+                <m:r>
+                  <w:rPr>
+                    <w:rFonts w:ascii="Cambria Math" w:eastAsiaTheme="minorEastAsia" w:hAnsi="Cambria Math"/>
+                  </w:rPr>
+                  <m:t>x</m:t>
+                </m:r>
+              </m:e>
+              <m:sub>
+                <m:r>
+                  <w:rPr>
+                    <w:rFonts w:ascii="Cambria Math" w:eastAsiaTheme="minorEastAsia" w:hAnsi="Cambria Math"/>
+                  </w:rPr>
+                  <m:t>2</m:t>
+                </m:r>
+              </m:sub>
+            </m:sSub>
+            <m:r>
+              <w:rPr>
+                <w:rFonts w:ascii="Cambria Math" w:eastAsiaTheme="minorEastAsia" w:hAnsi="Cambria Math"/>
+              </w:rPr>
+              <m:t>,…,</m:t>
+            </m:r>
+            <m:sSub>
+              <m:sSubPr>
+                <m:ctrlPr>
+                  <w:rPr>
+                    <w:rFonts w:ascii="Cambria Math" w:eastAsiaTheme="minorEastAsia" w:hAnsi="Cambria Math"/>
+                    <w:i/>
+                  </w:rPr>
+                </m:ctrlPr>
+              </m:sSubPr>
+              <m:e>
+                <m:r>
+                  <w:rPr>
+                    <w:rFonts w:ascii="Cambria Math" w:eastAsiaTheme="minorEastAsia" w:hAnsi="Cambria Math"/>
+                  </w:rPr>
+                  <m:t>x</m:t>
+                </m:r>
+              </m:e>
+              <m:sub>
+                <m:r>
+                  <w:rPr>
+                    <w:rFonts w:ascii="Cambria Math" w:eastAsiaTheme="minorEastAsia" w:hAnsi="Cambria Math"/>
+                  </w:rPr>
+                  <m:t>T</m:t>
+                </m:r>
+              </m:sub>
+            </m:sSub>
+          </m:e>
+        </m:d>
+      </m:oMath>
+      <w:r>
+        <w:rPr>
+          <w:rFonts w:eastAsiaTheme="minorEastAsia"/>
+        </w:rPr>
+        <w:t xml:space="preserve"> via:</w:t>
+      </w:r>
     </w:p>
     <w:p>
+      <w:pPr>
+        <w:rPr>
+          <w:rFonts w:eastAsiaTheme="minorEastAsia"/>
+        </w:rPr>
+      </w:pPr>
+    </w:p>
+    <w:p>
+      <w:pPr>
+        <w:rPr>
+          <w:rFonts w:eastAsiaTheme="minorEastAsia"/>
+        </w:rPr>
+      </w:pPr>
+      <m:oMath>
+        <m:sSup>
+          <m:sSupPr>
+            <m:ctrlPr>
+              <w:rPr>
+                <w:rFonts w:ascii="Cambria Math" w:eastAsiaTheme="minorEastAsia" w:hAnsi="Cambria Math"/>
+                <w:i/>
+              </w:rPr>
+            </m:ctrlPr>
+          </m:sSupPr>
+          <m:e>
+            <m:r>
+              <w:rPr>
+                <w:rFonts w:ascii="Cambria Math" w:eastAsiaTheme="minorEastAsia" w:hAnsi="Cambria Math"/>
+              </w:rPr>
+              <m:t>h</m:t>
+            </m:r>
+          </m:e>
+          <m:sup>
+            <m:r>
+              <w:rPr>
+                <w:rFonts w:ascii="Cambria Math" w:eastAsiaTheme="minorEastAsia" w:hAnsi="Cambria Math"/>
+              </w:rPr>
+              <m:t>(t)</m:t>
+            </m:r>
+          </m:sup>
+        </m:sSup>
+        <m:r>
+          <w:rPr>
+            <w:rFonts w:ascii="Cambria Math" w:eastAsiaTheme="minorEastAsia" w:hAnsi="Cambria Math"/>
+          </w:rPr>
+          <m:t>=σ</m:t>
+        </m:r>
+        <m:d>
+          <m:dPr>
+            <m:ctrlPr>
+              <w:rPr>
+                <w:rFonts w:ascii="Cambria Math" w:eastAsiaTheme="minorEastAsia" w:hAnsi="Cambria Math"/>
+                <w:i/>
+              </w:rPr>
+            </m:ctrlPr>
+          </m:dPr>
+          <m:e>
+            <m:sSub>
+              <m:sSubPr>
+                <m:ctrlPr>
+                  <w:rPr>
+                    <w:rFonts w:ascii="Cambria Math" w:eastAsiaTheme="minorEastAsia" w:hAnsi="Cambria Math"/>
+                    <w:i/>
+                  </w:rPr>
+                </m:ctrlPr>
+              </m:sSubPr>
+              <m:e>
+                <m:r>
+                  <w:rPr>
+                    <w:rFonts w:ascii="Cambria Math" w:eastAsiaTheme="minorEastAsia" w:hAnsi="Cambria Math"/>
+                  </w:rPr>
+                  <m:t>W</m:t>
+                </m:r>
+              </m:e>
+              <m:sub>
+                <m:r>
+                  <w:rPr>
+                    <w:rFonts w:ascii="Cambria Math" w:eastAsiaTheme="minorEastAsia" w:hAnsi="Cambria Math"/>
+                  </w:rPr>
+                  <m:t>h</m:t>
+                </m:r>
+                <m:r>
+                  <w:rPr>
+                    <w:rFonts w:ascii="Cambria Math" w:eastAsiaTheme="minorEastAsia" w:hAnsi="Cambria Math"/>
+                  </w:rPr>
+                  <m:t>h</m:t>
+                </m:r>
+              </m:sub>
+            </m:sSub>
+            <m:sSup>
+              <m:sSupPr>
+                <m:ctrlPr>
+                  <w:rPr>
+                    <w:rFonts w:ascii="Cambria Math" w:eastAsiaTheme="minorEastAsia" w:hAnsi="Cambria Math"/>
+                    <w:i/>
+                  </w:rPr>
+                </m:ctrlPr>
+              </m:sSupPr>
+              <m:e>
+                <m:r>
+                  <w:rPr>
+                    <w:rFonts w:ascii="Cambria Math" w:eastAsiaTheme="minorEastAsia" w:hAnsi="Cambria Math"/>
+                  </w:rPr>
+                  <m:t>h</m:t>
+                </m:r>
+              </m:e>
+              <m:sup>
+                <m:r>
+                  <w:rPr>
+                    <w:rFonts w:ascii="Cambria Math" w:eastAsiaTheme="minorEastAsia" w:hAnsi="Cambria Math"/>
+                  </w:rPr>
+                  <m:t>(t-1)</m:t>
+                </m:r>
+              </m:sup>
+            </m:sSup>
+            <m:r>
+              <w:rPr>
+                <w:rFonts w:ascii="Cambria Math" w:eastAsiaTheme="minorEastAsia" w:hAnsi="Cambria Math"/>
+              </w:rPr>
+              <m:t>+</m:t>
+            </m:r>
+            <m:sSub>
+              <m:sSubPr>
+                <m:ctrlPr>
+                  <w:rPr>
+                    <w:rFonts w:ascii="Cambria Math" w:eastAsiaTheme="minorEastAsia" w:hAnsi="Cambria Math"/>
+                    <w:i/>
+                  </w:rPr>
+                </m:ctrlPr>
+              </m:sSubPr>
+              <m:e>
+                <m:r>
+                  <w:rPr>
+                    <w:rFonts w:ascii="Cambria Math" w:eastAsiaTheme="minorEastAsia" w:hAnsi="Cambria Math"/>
+                  </w:rPr>
+                  <m:t>W</m:t>
+                </m:r>
+              </m:e>
+              <m:sub>
+                <m:r>
+                  <w:rPr>
+                    <w:rFonts w:ascii="Cambria Math" w:eastAsiaTheme="minorEastAsia" w:hAnsi="Cambria Math"/>
+                  </w:rPr>
+                  <m:t>x</m:t>
+                </m:r>
+                <m:r>
+                  <w:rPr>
+                    <w:rFonts w:ascii="Cambria Math" w:eastAsiaTheme="minorEastAsia" w:hAnsi="Cambria Math"/>
+                  </w:rPr>
+                  <m:t>h</m:t>
+                </m:r>
+              </m:sub>
+            </m:sSub>
+            <m:sSup>
+              <m:sSupPr>
+                <m:ctrlPr>
+                  <w:rPr>
+                    <w:rFonts w:ascii="Cambria Math" w:eastAsiaTheme="minorEastAsia" w:hAnsi="Cambria Math"/>
+                    <w:i/>
+                  </w:rPr>
+                </m:ctrlPr>
+              </m:sSupPr>
+              <m:e>
+                <m:r>
+                  <w:rPr>
+                    <w:rFonts w:ascii="Cambria Math" w:eastAsiaTheme="minorEastAsia" w:hAnsi="Cambria Math"/>
+                  </w:rPr>
+                  <m:t>x</m:t>
+                </m:r>
+              </m:e>
+              <m:sup>
+                <m:r>
+                  <w:rPr>
+                    <w:rFonts w:ascii="Cambria Math" w:eastAsiaTheme="minorEastAsia" w:hAnsi="Cambria Math"/>
+                  </w:rPr>
+                  <m:t>(t)</m:t>
+                </m:r>
+              </m:sup>
+            </m:sSup>
+            <m:r>
+              <w:rPr>
+                <w:rFonts w:ascii="Cambria Math" w:eastAsiaTheme="minorEastAsia" w:hAnsi="Cambria Math"/>
+              </w:rPr>
+              <m:t>+b</m:t>
+            </m:r>
+          </m:e>
+        </m:d>
+      </m:oMath>
       <w:r>
         <w:rPr>
           <w:rFonts w:eastAsiaTheme="minorEastAsia"/>
         </w:rPr>
         <w:t xml:space="preserve"> </w:t>
+      </w:r>
+    </w:p>
+    <w:p>
+      <w:pPr>
+        <w:rPr>
+          <w:rFonts w:eastAsiaTheme="minorEastAsia"/>
+        </w:rPr>
+      </w:pPr>
+    </w:p>
+    <w:p>
+      <w:pPr>
+        <w:rPr>
+          <w:rFonts w:eastAsiaTheme="minorEastAsia"/>
+        </w:rPr>
+      </w:pPr>
+      <w:r>
+        <w:rPr>
+          <w:rFonts w:eastAsiaTheme="minorEastAsia"/>
+          <w:noProof/>
+        </w:rPr>
+        <w:lastRenderedPageBreak/>
+        <w:drawing>
+          <wp:anchor distT="0" distB="0" distL="114300" distR="114300" simplePos="0" relativeHeight="251658240" behindDoc="0" locked="0" layoutInCell="1" allowOverlap="1" wp14:anchorId="0471D819" wp14:editId="5F1E1F37">
+            <wp:simplePos x="0" y="0"/>
+            <wp:positionH relativeFrom="column">
+              <wp:posOffset>1434567</wp:posOffset>
+            </wp:positionH>
+            <wp:positionV relativeFrom="paragraph">
+              <wp:posOffset>418</wp:posOffset>
+            </wp:positionV>
+            <wp:extent cx="2222120" cy="4927904"/>
+            <wp:effectExtent l="0" t="0" r="635" b="0"/>
+            <wp:wrapTopAndBottom/>
+            <wp:docPr id="867041573" name="Picture 1" descr="A diagram of a process&#10;&#10;AI-generated content may be incorrect."/>
+            <wp:cNvGraphicFramePr>
+              <a:graphicFrameLocks xmlns:a="http://schemas.openxmlformats.org/drawingml/2006/main" noChangeAspect="1"/>
+            </wp:cNvGraphicFramePr>
+            <a:graphic xmlns:a="http://schemas.openxmlformats.org/drawingml/2006/main">
+              <a:graphicData uri="http://schemas.openxmlformats.org/drawingml/2006/picture">
+                <pic:pic xmlns:pic="http://schemas.openxmlformats.org/drawingml/2006/picture">
+                  <pic:nvPicPr>
+                    <pic:cNvPr id="867041573" name="Picture 1" descr="A diagram of a process&#10;&#10;AI-generated content may be incorrect."/>
+                    <pic:cNvPicPr/>
+                  </pic:nvPicPr>
+                  <pic:blipFill>
+                    <a:blip r:embed="rId4" cstate="print">
+                      <a:extLst>
+                        <a:ext uri="{28A0092B-C50C-407E-A947-70E740481C1C}">
+                          <a14:useLocalDpi xmlns:a14="http://schemas.microsoft.com/office/drawing/2010/main" val="0"/>
+                        </a:ext>
+                      </a:extLst>
+                    </a:blip>
+                    <a:stretch>
+                      <a:fillRect/>
+                    </a:stretch>
+                  </pic:blipFill>
+                  <pic:spPr>
+                    <a:xfrm>
+                      <a:off x="0" y="0"/>
+                      <a:ext cx="2222120" cy="4927904"/>
+                    </a:xfrm>
+                    <a:prstGeom prst="rect">
+                      <a:avLst/>
+                    </a:prstGeom>
+                  </pic:spPr>
+                </pic:pic>
+              </a:graphicData>
+            </a:graphic>
+            <wp14:sizeRelH relativeFrom="page">
+              <wp14:pctWidth>0</wp14:pctWidth>
+            </wp14:sizeRelH>
+            <wp14:sizeRelV relativeFrom="page">
+              <wp14:pctHeight>0</wp14:pctHeight>
+            </wp14:sizeRelV>
+          </wp:anchor>
+        </w:drawing>
+      </w:r>
+    </w:p>
+    <w:p>
+      <w:pPr>
+        <w:rPr>
+          <w:rFonts w:eastAsiaTheme="minorEastAsia"/>
+        </w:rPr>
+      </w:pPr>
+      <w:r>
+        <w:rPr>
+          <w:rFonts w:eastAsiaTheme="minorEastAsia"/>
+        </w:rPr>
+        <w:t xml:space="preserve"> </w:t>
+      </w:r>
+      <w:r>
+        <w:rPr>
+          <w:rFonts w:eastAsiaTheme="minorEastAsia"/>
+        </w:rPr>
+        <w:t>Figure: flow in standard Elman RNN</w:t>
+      </w:r>
+    </w:p>
+    <w:p>
+      <w:r>
+        <w:t xml:space="preserve">The key feature is the </w:t>
+      </w:r>
+      <w:r>
+        <w:rPr>
+          <w:i/>
+          <w:iCs/>
+        </w:rPr>
+        <w:t>context unit</w:t>
+      </w:r>
+      <w:r>
+        <w:t xml:space="preserve"> — the hidden state </w:t>
+      </w:r>
+      <m:oMath>
+        <m:r>
+          <w:rPr>
+            <w:rFonts w:ascii="Cambria Math" w:hAnsi="Cambria Math"/>
+          </w:rPr>
+          <m:t>h(t)</m:t>
+        </m:r>
+      </m:oMath>
+      <w:r>
+        <w:t xml:space="preserve"> is copied back with a one-step delay to serve as </w:t>
+      </w:r>
+      <m:oMath>
+        <m:r>
+          <w:rPr>
+            <w:rFonts w:ascii="Cambria Math" w:hAnsi="Cambria Math"/>
+          </w:rPr>
+          <m:t>h(t-1)</m:t>
+        </m:r>
+      </m:oMath>
+      <w:r>
+        <w:t xml:space="preserve"> at the next timestep, giving the network its memory. The three weight matrices </w:t>
+      </w:r>
+      <m:oMath>
+        <m:sSub>
+          <m:sSubPr>
+            <m:ctrlPr>
+              <w:rPr>
+                <w:rFonts w:ascii="Cambria Math" w:hAnsi="Cambria Math"/>
+                <w:i/>
+              </w:rPr>
+            </m:ctrlPr>
+          </m:sSubPr>
+          <m:e>
+            <m:r>
+              <w:rPr>
+                <w:rFonts w:ascii="Cambria Math" w:hAnsi="Cambria Math"/>
+              </w:rPr>
+              <m:t>W</m:t>
+            </m:r>
+          </m:e>
+          <m:sub>
+            <m:r>
+              <w:rPr>
+                <w:rFonts w:ascii="Cambria Math" w:hAnsi="Cambria Math"/>
+              </w:rPr>
+              <m:t>xh</m:t>
+            </m:r>
+          </m:sub>
+        </m:sSub>
+      </m:oMath>
+      <w:r>
+        <w:t xml:space="preserve">, </w:t>
+      </w:r>
+      <m:oMath>
+        <m:sSub>
+          <m:sSubPr>
+            <m:ctrlPr>
+              <w:rPr>
+                <w:rFonts w:ascii="Cambria Math" w:hAnsi="Cambria Math"/>
+                <w:i/>
+              </w:rPr>
+            </m:ctrlPr>
+          </m:sSubPr>
+          <m:e>
+            <m:r>
+              <w:rPr>
+                <w:rFonts w:ascii="Cambria Math" w:hAnsi="Cambria Math"/>
+              </w:rPr>
+              <m:t>W</m:t>
+            </m:r>
+          </m:e>
+          <m:sub>
+            <m:r>
+              <w:rPr>
+                <w:rFonts w:ascii="Cambria Math" w:hAnsi="Cambria Math"/>
+              </w:rPr>
+              <m:t>hh</m:t>
+            </m:r>
+          </m:sub>
+        </m:sSub>
+      </m:oMath>
+      <w:r>
+        <w:t xml:space="preserve">, </w:t>
+      </w:r>
+      <m:oMath>
+        <m:sSub>
+          <m:sSubPr>
+            <m:ctrlPr>
+              <w:rPr>
+                <w:rFonts w:ascii="Cambria Math" w:hAnsi="Cambria Math"/>
+                <w:i/>
+              </w:rPr>
+            </m:ctrlPr>
+          </m:sSubPr>
+          <m:e>
+            <m:r>
+              <w:rPr>
+                <w:rFonts w:ascii="Cambria Math" w:hAnsi="Cambria Math"/>
+              </w:rPr>
+              <m:t>W</m:t>
+            </m:r>
+          </m:e>
+          <m:sub>
+            <m:r>
+              <w:rPr>
+                <w:rFonts w:ascii="Cambria Math" w:hAnsi="Cambria Math"/>
+              </w:rPr>
+              <m:t>hy</m:t>
+            </m:r>
+          </m:sub>
+        </m:sSub>
+      </m:oMath>
+      <w:r>
+        <w:t xml:space="preserve"> are the learnable parameters.</w:t>
       </w:r>
     </w:p>
     <w:p/>
@@ -352,211 +879,223 @@
     </w:p>
     <w:p>
       <w:r>
-        <w:t xml:space="preserve">[1] </w:t>
-      </w:r>
-      <w:hyperlink r:id="rId4" w:history="1">
-        <w:r>
-          <w:rPr>
-            <w:rStyle w:val="Hyperlink"/>
-          </w:rPr>
-          <w:t>Linear Transformers Are Secretly Fast Weight Programmers</w:t>
-        </w:r>
-        <w:r>
-          <w:rPr>
-            <w:rStyle w:val="Hyperlink"/>
-          </w:rPr>
-          <w:t>, I. Schlag et al, 2021</w:t>
+        <w:t>[</w:t>
+      </w:r>
+      <w:r>
+        <w:t>1</w:t>
+      </w:r>
+      <w:r>
+        <w:t xml:space="preserve">] </w:t>
+      </w:r>
+      <w:hyperlink r:id="rId5" w:history="1">
+        <w:r>
+          <w:rPr>
+            <w:rStyle w:val="Hyperlink"/>
+          </w:rPr>
+          <w:t>Learning</w:t>
+        </w:r>
+        <w:r>
+          <w:rPr>
+            <w:rStyle w:val="Hyperlink"/>
+          </w:rPr>
+          <w:t xml:space="preserve"> </w:t>
+        </w:r>
+        <w:r>
+          <w:rPr>
+            <w:rStyle w:val="Hyperlink"/>
+          </w:rPr>
+          <w:t>To</w:t>
+        </w:r>
+        <w:r>
+          <w:rPr>
+            <w:rStyle w:val="Hyperlink"/>
+          </w:rPr>
+          <w:t xml:space="preserve"> </w:t>
+        </w:r>
+        <w:r>
+          <w:rPr>
+            <w:rStyle w:val="Hyperlink"/>
+          </w:rPr>
+          <w:t>Control</w:t>
+        </w:r>
+        <w:r>
+          <w:rPr>
+            <w:rStyle w:val="Hyperlink"/>
+          </w:rPr>
+          <w:t xml:space="preserve"> </w:t>
+        </w:r>
+        <w:r>
+          <w:rPr>
+            <w:rStyle w:val="Hyperlink"/>
+          </w:rPr>
+          <w:t>Fast</w:t>
+        </w:r>
+        <w:r>
+          <w:rPr>
+            <w:rStyle w:val="Hyperlink"/>
+          </w:rPr>
+          <w:t xml:space="preserve"> </w:t>
+        </w:r>
+        <w:r>
+          <w:rPr>
+            <w:rStyle w:val="Hyperlink"/>
+          </w:rPr>
+          <w:t>Weight</w:t>
+        </w:r>
+        <w:r>
+          <w:rPr>
+            <w:rStyle w:val="Hyperlink"/>
+          </w:rPr>
+          <w:t xml:space="preserve"> </w:t>
+        </w:r>
+        <w:r>
+          <w:rPr>
+            <w:rStyle w:val="Hyperlink"/>
+          </w:rPr>
+          <w:t>Memories</w:t>
+        </w:r>
+        <w:r>
+          <w:rPr>
+            <w:rStyle w:val="Hyperlink"/>
+          </w:rPr>
+          <w:t xml:space="preserve"> : </w:t>
+        </w:r>
+        <w:r>
+          <w:rPr>
+            <w:rStyle w:val="Hyperlink"/>
+          </w:rPr>
+          <w:t>an</w:t>
+        </w:r>
+        <w:r>
+          <w:rPr>
+            <w:rStyle w:val="Hyperlink"/>
+          </w:rPr>
+          <w:t xml:space="preserve"> </w:t>
+        </w:r>
+        <w:r>
+          <w:rPr>
+            <w:rStyle w:val="Hyperlink"/>
+          </w:rPr>
+          <w:t>Alternative</w:t>
+        </w:r>
+        <w:r>
+          <w:rPr>
+            <w:rStyle w:val="Hyperlink"/>
+          </w:rPr>
+          <w:t xml:space="preserve"> </w:t>
+        </w:r>
+        <w:r>
+          <w:rPr>
+            <w:rStyle w:val="Hyperlink"/>
+          </w:rPr>
+          <w:t>to</w:t>
+        </w:r>
+        <w:r>
+          <w:rPr>
+            <w:rStyle w:val="Hyperlink"/>
+          </w:rPr>
+          <w:t xml:space="preserve"> </w:t>
+        </w:r>
+        <w:r>
+          <w:rPr>
+            <w:rStyle w:val="Hyperlink"/>
+          </w:rPr>
+          <w:t>Dynamic</w:t>
+        </w:r>
+        <w:r>
+          <w:rPr>
+            <w:rStyle w:val="Hyperlink"/>
+          </w:rPr>
+          <w:t xml:space="preserve"> </w:t>
+        </w:r>
+        <w:r>
+          <w:rPr>
+            <w:rStyle w:val="Hyperlink"/>
+          </w:rPr>
+          <w:t>Recurrent</w:t>
+        </w:r>
+        <w:r>
+          <w:rPr>
+            <w:rStyle w:val="Hyperlink"/>
+          </w:rPr>
+          <w:t xml:space="preserve"> </w:t>
+        </w:r>
+        <w:r>
+          <w:rPr>
+            <w:rStyle w:val="Hyperlink"/>
+          </w:rPr>
+          <w:t>Nets</w:t>
+        </w:r>
+        <w:r>
+          <w:rPr>
+            <w:rStyle w:val="Hyperlink"/>
+          </w:rPr>
+          <w:t>, J. S</w:t>
+        </w:r>
+        <w:r>
+          <w:rPr>
+            <w:rStyle w:val="Hyperlink"/>
+          </w:rPr>
+          <w:t>chmidhuber</w:t>
+        </w:r>
+        <w:r>
+          <w:rPr>
+            <w:rStyle w:val="Hyperlink"/>
+          </w:rPr>
+          <w:t>, 1992</w:t>
         </w:r>
       </w:hyperlink>
     </w:p>
     <w:p>
       <w:r>
-        <w:t xml:space="preserve">[2] </w:t>
-      </w:r>
-      <w:hyperlink r:id="rId5" w:history="1">
-        <w:r>
-          <w:rPr>
-            <w:rStyle w:val="Hyperlink"/>
-          </w:rPr>
-          <w:t>Learning</w:t>
-        </w:r>
-        <w:r>
-          <w:rPr>
-            <w:rStyle w:val="Hyperlink"/>
-          </w:rPr>
-          <w:t xml:space="preserve"> </w:t>
-        </w:r>
-        <w:r>
-          <w:rPr>
-            <w:rStyle w:val="Hyperlink"/>
-          </w:rPr>
-          <w:t>To</w:t>
-        </w:r>
-        <w:r>
-          <w:rPr>
-            <w:rStyle w:val="Hyperlink"/>
-          </w:rPr>
-          <w:t xml:space="preserve"> </w:t>
-        </w:r>
-        <w:r>
-          <w:rPr>
-            <w:rStyle w:val="Hyperlink"/>
-          </w:rPr>
-          <w:t>Control</w:t>
-        </w:r>
-        <w:r>
-          <w:rPr>
-            <w:rStyle w:val="Hyperlink"/>
-          </w:rPr>
-          <w:t xml:space="preserve"> </w:t>
-        </w:r>
-        <w:r>
-          <w:rPr>
-            <w:rStyle w:val="Hyperlink"/>
-          </w:rPr>
-          <w:t>Fast</w:t>
-        </w:r>
-        <w:r>
-          <w:rPr>
-            <w:rStyle w:val="Hyperlink"/>
-          </w:rPr>
-          <w:t xml:space="preserve"> </w:t>
-        </w:r>
-        <w:r>
-          <w:rPr>
-            <w:rStyle w:val="Hyperlink"/>
-          </w:rPr>
-          <w:t>Weight</w:t>
-        </w:r>
-        <w:r>
-          <w:rPr>
-            <w:rStyle w:val="Hyperlink"/>
-          </w:rPr>
-          <w:t xml:space="preserve"> </w:t>
-        </w:r>
-        <w:r>
-          <w:rPr>
-            <w:rStyle w:val="Hyperlink"/>
-          </w:rPr>
-          <w:t>Memories</w:t>
-        </w:r>
-        <w:r>
-          <w:rPr>
-            <w:rStyle w:val="Hyperlink"/>
-          </w:rPr>
-          <w:t xml:space="preserve"> : </w:t>
-        </w:r>
-        <w:r>
-          <w:rPr>
-            <w:rStyle w:val="Hyperlink"/>
-          </w:rPr>
-          <w:t>an</w:t>
-        </w:r>
-        <w:r>
-          <w:rPr>
-            <w:rStyle w:val="Hyperlink"/>
-          </w:rPr>
-          <w:t xml:space="preserve"> </w:t>
-        </w:r>
-        <w:r>
-          <w:rPr>
-            <w:rStyle w:val="Hyperlink"/>
-          </w:rPr>
-          <w:t>Alternative</w:t>
-        </w:r>
-        <w:r>
-          <w:rPr>
-            <w:rStyle w:val="Hyperlink"/>
-          </w:rPr>
-          <w:t xml:space="preserve"> </w:t>
-        </w:r>
-        <w:r>
-          <w:rPr>
-            <w:rStyle w:val="Hyperlink"/>
-          </w:rPr>
-          <w:t>to</w:t>
-        </w:r>
-        <w:r>
-          <w:rPr>
-            <w:rStyle w:val="Hyperlink"/>
-          </w:rPr>
-          <w:t xml:space="preserve"> </w:t>
-        </w:r>
-        <w:r>
-          <w:rPr>
-            <w:rStyle w:val="Hyperlink"/>
-          </w:rPr>
-          <w:t>Dynamic</w:t>
-        </w:r>
-        <w:r>
-          <w:rPr>
-            <w:rStyle w:val="Hyperlink"/>
-          </w:rPr>
-          <w:t xml:space="preserve"> </w:t>
-        </w:r>
-        <w:r>
-          <w:rPr>
-            <w:rStyle w:val="Hyperlink"/>
-          </w:rPr>
-          <w:t>Recurrent</w:t>
-        </w:r>
-        <w:r>
-          <w:rPr>
-            <w:rStyle w:val="Hyperlink"/>
-          </w:rPr>
-          <w:t xml:space="preserve"> </w:t>
-        </w:r>
-        <w:r>
-          <w:rPr>
-            <w:rStyle w:val="Hyperlink"/>
-          </w:rPr>
-          <w:t>Nets</w:t>
-        </w:r>
-        <w:r>
-          <w:rPr>
-            <w:rStyle w:val="Hyperlink"/>
-          </w:rPr>
-          <w:t>, J. S</w:t>
-        </w:r>
-        <w:r>
-          <w:rPr>
-            <w:rStyle w:val="Hyperlink"/>
-          </w:rPr>
-          <w:t>chmidhuber</w:t>
-        </w:r>
-        <w:r>
-          <w:rPr>
-            <w:rStyle w:val="Hyperlink"/>
-          </w:rPr>
-          <w:t>, 1992</w:t>
+        <w:t>[</w:t>
+      </w:r>
+      <w:r>
+        <w:t>2</w:t>
+      </w:r>
+      <w:r>
+        <w:t>]</w:t>
+      </w:r>
+      <w:r>
+        <w:t xml:space="preserve"> </w:t>
+      </w:r>
+      <w:hyperlink r:id="rId6" w:history="1">
+        <w:r>
+          <w:rPr>
+            <w:rStyle w:val="Hyperlink"/>
+          </w:rPr>
+          <w:t>26 March 1991: Neural nets learn to program neural nets with fast weights—the first Transformer variants</w:t>
+        </w:r>
+        <w:r>
+          <w:rPr>
+            <w:rStyle w:val="Hyperlink"/>
+          </w:rPr>
+          <w:t>, J. Schmidhuber, AI Blog,</w:t>
+        </w:r>
+        <w:r>
+          <w:rPr>
+            <w:rStyle w:val="Hyperlink"/>
+          </w:rPr>
+          <w:t xml:space="preserve"> 2021</w:t>
         </w:r>
       </w:hyperlink>
     </w:p>
     <w:p>
       <w:r>
-        <w:t>[3]</w:t>
-      </w:r>
-      <w:r>
-        <w:t xml:space="preserve"> </w:t>
-      </w:r>
-      <w:hyperlink r:id="rId6" w:history="1">
-        <w:r>
-          <w:rPr>
-            <w:rStyle w:val="Hyperlink"/>
-          </w:rPr>
-          <w:t>26 March 1991: Neural nets learn to program neural nets with fast weights—the first Transformer variants</w:t>
-        </w:r>
-        <w:r>
-          <w:rPr>
-            <w:rStyle w:val="Hyperlink"/>
-          </w:rPr>
-          <w:t>, J. Schmidhuber, AI Blog,</w:t>
-        </w:r>
-        <w:r>
-          <w:rPr>
-            <w:rStyle w:val="Hyperlink"/>
-          </w:rPr>
-          <w:t xml:space="preserve"> 2021</w:t>
+        <w:t>[</w:t>
+      </w:r>
+      <w:r>
+        <w:t>3</w:t>
+      </w:r>
+      <w:r>
+        <w:t xml:space="preserve">] </w:t>
+      </w:r>
+      <w:hyperlink r:id="rId7" w:history="1">
+        <w:r>
+          <w:rPr>
+            <w:rStyle w:val="Hyperlink"/>
+          </w:rPr>
+          <w:t>Linear Transformers Are Secretly Fast Weight Programmers, I. Schlag et al, 2021</w:t>
         </w:r>
       </w:hyperlink>
     </w:p>
@@ -567,7 +1106,7 @@
       <w:r>
         <w:t xml:space="preserve"> </w:t>
       </w:r>
-      <w:hyperlink r:id="rId7" w:history="1">
+      <w:hyperlink r:id="rId8" w:history="1">
         <w:r>
           <w:rPr>
             <w:rStyle w:val="Hyperlink"/>
@@ -1531,6 +2070,16 @@
       <w:shd w:val="clear" w:color="auto" w:fill="E1DFDD"/>
     </w:rPr>
   </w:style>
+  <w:style w:type="character" w:styleId="PlaceholderText">
+    <w:name w:val="Placeholder Text"/>
+    <w:basedOn w:val="DefaultParagraphFont"/>
+    <w:uiPriority w:val="99"/>
+    <w:semiHidden/>
+    <w:rsid w:val="00535473"/>
+    <w:rPr>
+      <w:color w:val="666666"/>
+    </w:rPr>
+  </w:style>
 </w:styles>
 </file>
 

--- a/docs/Note_on_Neural_Networks_with_Dynamic_Weights.docx
+++ b/docs/Note_on_Neural_Networks_with_Dynamic_Weights.docx
@@ -348,15 +348,15 @@
             </m:ctrlPr>
           </m:dPr>
           <m:e>
-            <m:sSub>
-              <m:sSubPr>
+            <m:sSup>
+              <m:sSupPr>
                 <m:ctrlPr>
                   <w:rPr>
                     <w:rFonts w:ascii="Cambria Math" w:eastAsiaTheme="minorEastAsia" w:hAnsi="Cambria Math"/>
                     <w:i/>
                   </w:rPr>
                 </m:ctrlPr>
-              </m:sSubPr>
+              </m:sSupPr>
               <m:e>
                 <m:r>
                   <w:rPr>
@@ -365,30 +365,42 @@
                   <m:t>x</m:t>
                 </m:r>
               </m:e>
-              <m:sub>
-                <m:r>
-                  <w:rPr>
-                    <w:rFonts w:ascii="Cambria Math" w:eastAsiaTheme="minorEastAsia" w:hAnsi="Cambria Math"/>
-                  </w:rPr>
-                  <m:t>1</m:t>
-                </m:r>
-              </m:sub>
-            </m:sSub>
+              <m:sup>
+                <m:d>
+                  <m:dPr>
+                    <m:ctrlPr>
+                      <w:rPr>
+                        <w:rFonts w:ascii="Cambria Math" w:eastAsiaTheme="minorEastAsia" w:hAnsi="Cambria Math"/>
+                        <w:i/>
+                      </w:rPr>
+                    </m:ctrlPr>
+                  </m:dPr>
+                  <m:e>
+                    <m:r>
+                      <w:rPr>
+                        <w:rFonts w:ascii="Cambria Math" w:eastAsiaTheme="minorEastAsia" w:hAnsi="Cambria Math"/>
+                      </w:rPr>
+                      <m:t>1</m:t>
+                    </m:r>
+                  </m:e>
+                </m:d>
+              </m:sup>
+            </m:sSup>
             <m:r>
               <w:rPr>
                 <w:rFonts w:ascii="Cambria Math" w:eastAsiaTheme="minorEastAsia" w:hAnsi="Cambria Math"/>
               </w:rPr>
               <m:t>,</m:t>
             </m:r>
-            <m:sSub>
-              <m:sSubPr>
+            <m:sSup>
+              <m:sSupPr>
                 <m:ctrlPr>
                   <w:rPr>
                     <w:rFonts w:ascii="Cambria Math" w:eastAsiaTheme="minorEastAsia" w:hAnsi="Cambria Math"/>
                     <w:i/>
                   </w:rPr>
                 </m:ctrlPr>
-              </m:sSubPr>
+              </m:sSupPr>
               <m:e>
                 <m:r>
                   <w:rPr>
@@ -397,30 +409,42 @@
                   <m:t>x</m:t>
                 </m:r>
               </m:e>
-              <m:sub>
-                <m:r>
-                  <w:rPr>
-                    <w:rFonts w:ascii="Cambria Math" w:eastAsiaTheme="minorEastAsia" w:hAnsi="Cambria Math"/>
-                  </w:rPr>
-                  <m:t>2</m:t>
-                </m:r>
-              </m:sub>
-            </m:sSub>
+              <m:sup>
+                <m:d>
+                  <m:dPr>
+                    <m:ctrlPr>
+                      <w:rPr>
+                        <w:rFonts w:ascii="Cambria Math" w:eastAsiaTheme="minorEastAsia" w:hAnsi="Cambria Math"/>
+                        <w:i/>
+                      </w:rPr>
+                    </m:ctrlPr>
+                  </m:dPr>
+                  <m:e>
+                    <m:r>
+                      <w:rPr>
+                        <w:rFonts w:ascii="Cambria Math" w:eastAsiaTheme="minorEastAsia" w:hAnsi="Cambria Math"/>
+                      </w:rPr>
+                      <m:t>2</m:t>
+                    </m:r>
+                  </m:e>
+                </m:d>
+              </m:sup>
+            </m:sSup>
             <m:r>
               <w:rPr>
                 <w:rFonts w:ascii="Cambria Math" w:eastAsiaTheme="minorEastAsia" w:hAnsi="Cambria Math"/>
               </w:rPr>
               <m:t>,…,</m:t>
             </m:r>
-            <m:sSub>
-              <m:sSubPr>
+            <m:sSup>
+              <m:sSupPr>
                 <m:ctrlPr>
                   <w:rPr>
                     <w:rFonts w:ascii="Cambria Math" w:eastAsiaTheme="minorEastAsia" w:hAnsi="Cambria Math"/>
                     <w:i/>
                   </w:rPr>
                 </m:ctrlPr>
-              </m:sSubPr>
+              </m:sSupPr>
               <m:e>
                 <m:r>
                   <w:rPr>
@@ -429,15 +453,27 @@
                   <m:t>x</m:t>
                 </m:r>
               </m:e>
-              <m:sub>
-                <m:r>
-                  <w:rPr>
-                    <w:rFonts w:ascii="Cambria Math" w:eastAsiaTheme="minorEastAsia" w:hAnsi="Cambria Math"/>
-                  </w:rPr>
-                  <m:t>T</m:t>
-                </m:r>
-              </m:sub>
-            </m:sSub>
+              <m:sup>
+                <m:d>
+                  <m:dPr>
+                    <m:ctrlPr>
+                      <w:rPr>
+                        <w:rFonts w:ascii="Cambria Math" w:eastAsiaTheme="minorEastAsia" w:hAnsi="Cambria Math"/>
+                        <w:i/>
+                      </w:rPr>
+                    </m:ctrlPr>
+                  </m:dPr>
+                  <m:e>
+                    <m:r>
+                      <w:rPr>
+                        <w:rFonts w:ascii="Cambria Math" w:eastAsiaTheme="minorEastAsia" w:hAnsi="Cambria Math"/>
+                      </w:rPr>
+                      <m:t>T</m:t>
+                    </m:r>
+                  </m:e>
+                </m:d>
+              </m:sup>
+            </m:sSup>
           </m:e>
         </m:d>
       </m:oMath>
@@ -655,6 +691,129 @@
           <w:rFonts w:eastAsiaTheme="minorEastAsia"/>
         </w:rPr>
       </w:pPr>
+    </w:p>
+    <w:p>
+      <w:pPr>
+        <w:rPr>
+          <w:rFonts w:eastAsiaTheme="minorEastAsia"/>
+        </w:rPr>
+      </w:pPr>
+    </w:p>
+    <w:p>
+      <w:pPr>
+        <w:rPr>
+          <w:rFonts w:eastAsiaTheme="minorEastAsia"/>
+        </w:rPr>
+      </w:pPr>
+      <w:r>
+        <w:rPr>
+          <w:rFonts w:eastAsiaTheme="minorEastAsia"/>
+        </w:rPr>
+        <w:t xml:space="preserve">The activation function </w:t>
+      </w:r>
+      <w:r>
+        <w:rPr>
+          <w:rFonts w:eastAsiaTheme="minorEastAsia"/>
+        </w:rPr>
+        <w:t>is applied element-wise to the summed inputs.</w:t>
+      </w:r>
+      <w:r>
+        <w:rPr>
+          <w:rFonts w:eastAsiaTheme="minorEastAsia"/>
+        </w:rPr>
+        <w:t xml:space="preserve"> In the original Elman network ([5]) it was typically a sigmoid </w:t>
+      </w:r>
+      <m:oMath>
+        <m:r>
+          <w:rPr>
+            <w:rFonts w:ascii="Cambria Math" w:eastAsiaTheme="minorEastAsia" w:hAnsi="Cambria Math"/>
+          </w:rPr>
+          <m:t>σ</m:t>
+        </m:r>
+      </m:oMath>
+      <w:r>
+        <w:rPr>
+          <w:rFonts w:eastAsiaTheme="minorEastAsia"/>
+        </w:rPr>
+        <w:t xml:space="preserve"> but modern implementations almost always use </w:t>
+      </w:r>
+      <m:oMath>
+        <m:r>
+          <m:rPr>
+            <m:sty m:val="p"/>
+          </m:rPr>
+          <w:rPr>
+            <w:rFonts w:ascii="Cambria Math" w:eastAsiaTheme="minorEastAsia" w:hAnsi="Cambria Math"/>
+          </w:rPr>
+          <m:t>tanh</m:t>
+        </m:r>
+      </m:oMath>
+      <w:r>
+        <w:rPr>
+          <w:rFonts w:eastAsiaTheme="minorEastAsia"/>
+        </w:rPr>
+        <w:t xml:space="preserve"> instead. </w:t>
+      </w:r>
+      <m:oMath>
+        <m:r>
+          <m:rPr>
+            <m:sty m:val="p"/>
+          </m:rPr>
+          <w:rPr>
+            <w:rFonts w:ascii="Cambria Math" w:eastAsiaTheme="minorEastAsia" w:hAnsi="Cambria Math"/>
+          </w:rPr>
+          <m:t>tanh</m:t>
+        </m:r>
+      </m:oMath>
+      <w:r>
+        <w:rPr>
+          <w:rFonts w:eastAsiaTheme="minorEastAsia"/>
+        </w:rPr>
+        <w:t xml:space="preserve"> is generally preferred over sigmoid here because it is zero-centered </w:t>
+      </w:r>
+      <w:r>
+        <w:rPr>
+          <w:rFonts w:eastAsiaTheme="minorEastAsia"/>
+        </w:rPr>
+        <w:t xml:space="preserve">(output in </w:t>
+      </w:r>
+      <m:oMath>
+        <m:r>
+          <w:rPr>
+            <w:rFonts w:ascii="Cambria Math" w:eastAsiaTheme="minorEastAsia" w:hAnsi="Cambria Math"/>
+          </w:rPr>
+          <m:t>[-1,1]</m:t>
+        </m:r>
+      </m:oMath>
+      <w:r>
+        <w:rPr>
+          <w:rFonts w:eastAsiaTheme="minorEastAsia"/>
+        </w:rPr>
+        <w:t>) which helps gradient flow during BPTT.</w:t>
+      </w:r>
+    </w:p>
+    <w:p>
+      <w:pPr>
+        <w:rPr>
+          <w:rFonts w:eastAsiaTheme="minorEastAsia"/>
+          <w:noProof/>
+        </w:rPr>
+      </w:pPr>
+    </w:p>
+    <w:p>
+      <w:pPr>
+        <w:rPr>
+          <w:rFonts w:eastAsiaTheme="minorEastAsia"/>
+          <w:noProof/>
+        </w:rPr>
+      </w:pPr>
+    </w:p>
+    <w:p>
+      <w:pPr>
+        <w:rPr>
+          <w:rFonts w:eastAsiaTheme="minorEastAsia"/>
+        </w:rPr>
+      </w:pPr>
       <w:r>
         <w:rPr>
           <w:rFonts w:eastAsiaTheme="minorEastAsia"/>
@@ -662,18 +821,18 @@
         </w:rPr>
         <w:lastRenderedPageBreak/>
         <w:drawing>
-          <wp:anchor distT="0" distB="0" distL="114300" distR="114300" simplePos="0" relativeHeight="251658240" behindDoc="0" locked="0" layoutInCell="1" allowOverlap="1" wp14:anchorId="0471D819" wp14:editId="5F1E1F37">
+          <wp:anchor distT="0" distB="0" distL="114300" distR="114300" simplePos="0" relativeHeight="251658240" behindDoc="0" locked="0" layoutInCell="1" allowOverlap="1" wp14:anchorId="60655AC2" wp14:editId="27E55FCE">
             <wp:simplePos x="0" y="0"/>
             <wp:positionH relativeFrom="column">
-              <wp:posOffset>1434567</wp:posOffset>
+              <wp:posOffset>815842</wp:posOffset>
             </wp:positionH>
             <wp:positionV relativeFrom="paragraph">
-              <wp:posOffset>418</wp:posOffset>
+              <wp:posOffset>167</wp:posOffset>
             </wp:positionV>
-            <wp:extent cx="2222120" cy="4927904"/>
-            <wp:effectExtent l="0" t="0" r="635" b="0"/>
+            <wp:extent cx="3319145" cy="4954905"/>
+            <wp:effectExtent l="0" t="0" r="0" b="0"/>
             <wp:wrapTopAndBottom/>
-            <wp:docPr id="867041573" name="Picture 1" descr="A diagram of a process&#10;&#10;AI-generated content may be incorrect."/>
+            <wp:docPr id="1490736516" name="Picture 3" descr="A diagram of a software&#10;&#10;AI-generated content may be incorrect."/>
             <wp:cNvGraphicFramePr>
               <a:graphicFrameLocks xmlns:a="http://schemas.openxmlformats.org/drawingml/2006/main" noChangeAspect="1"/>
             </wp:cNvGraphicFramePr>
@@ -681,7 +840,7 @@
               <a:graphicData uri="http://schemas.openxmlformats.org/drawingml/2006/picture">
                 <pic:pic xmlns:pic="http://schemas.openxmlformats.org/drawingml/2006/picture">
                   <pic:nvPicPr>
-                    <pic:cNvPr id="867041573" name="Picture 1" descr="A diagram of a process&#10;&#10;AI-generated content may be incorrect."/>
+                    <pic:cNvPr id="1490736516" name="Picture 3" descr="A diagram of a software&#10;&#10;AI-generated content may be incorrect."/>
                     <pic:cNvPicPr/>
                   </pic:nvPicPr>
                   <pic:blipFill>
@@ -699,7 +858,7 @@
                   <pic:spPr>
                     <a:xfrm>
                       <a:off x="0" y="0"/>
-                      <a:ext cx="2222120" cy="4927904"/>
+                      <a:ext cx="3319145" cy="4954905"/>
                     </a:xfrm>
                     <a:prstGeom prst="rect">
                       <a:avLst/>
@@ -752,26 +911,84 @@
         <w:t xml:space="preserve"> — the hidden state </w:t>
       </w:r>
       <m:oMath>
-        <m:r>
-          <w:rPr>
-            <w:rFonts w:ascii="Cambria Math" w:hAnsi="Cambria Math"/>
-          </w:rPr>
-          <m:t>h(t)</m:t>
-        </m:r>
+        <m:sSup>
+          <m:sSupPr>
+            <m:ctrlPr>
+              <w:rPr>
+                <w:rFonts w:ascii="Cambria Math" w:eastAsiaTheme="minorEastAsia" w:hAnsi="Cambria Math"/>
+                <w:i/>
+              </w:rPr>
+            </m:ctrlPr>
+          </m:sSupPr>
+          <m:e>
+            <m:r>
+              <w:rPr>
+                <w:rFonts w:ascii="Cambria Math" w:eastAsiaTheme="minorEastAsia" w:hAnsi="Cambria Math"/>
+              </w:rPr>
+              <m:t>h</m:t>
+            </m:r>
+          </m:e>
+          <m:sup>
+            <m:r>
+              <w:rPr>
+                <w:rFonts w:ascii="Cambria Math" w:eastAsiaTheme="minorEastAsia" w:hAnsi="Cambria Math"/>
+              </w:rPr>
+              <m:t>(t)</m:t>
+            </m:r>
+          </m:sup>
+        </m:sSup>
       </m:oMath>
       <w:r>
         <w:t xml:space="preserve"> is copied back with a one-step delay to serve as </w:t>
       </w:r>
       <m:oMath>
-        <m:r>
-          <w:rPr>
-            <w:rFonts w:ascii="Cambria Math" w:hAnsi="Cambria Math"/>
-          </w:rPr>
-          <m:t>h(t-1)</m:t>
-        </m:r>
+        <m:sSup>
+          <m:sSupPr>
+            <m:ctrlPr>
+              <w:rPr>
+                <w:rFonts w:ascii="Cambria Math" w:eastAsiaTheme="minorEastAsia" w:hAnsi="Cambria Math"/>
+                <w:i/>
+              </w:rPr>
+            </m:ctrlPr>
+          </m:sSupPr>
+          <m:e>
+            <m:r>
+              <w:rPr>
+                <w:rFonts w:ascii="Cambria Math" w:eastAsiaTheme="minorEastAsia" w:hAnsi="Cambria Math"/>
+              </w:rPr>
+              <m:t>h</m:t>
+            </m:r>
+          </m:e>
+          <m:sup>
+            <m:r>
+              <w:rPr>
+                <w:rFonts w:ascii="Cambria Math" w:eastAsiaTheme="minorEastAsia" w:hAnsi="Cambria Math"/>
+              </w:rPr>
+              <m:t>(t</m:t>
+            </m:r>
+            <m:r>
+              <w:rPr>
+                <w:rFonts w:ascii="Cambria Math" w:eastAsiaTheme="minorEastAsia" w:hAnsi="Cambria Math"/>
+              </w:rPr>
+              <m:t>-1</m:t>
+            </m:r>
+            <m:r>
+              <w:rPr>
+                <w:rFonts w:ascii="Cambria Math" w:eastAsiaTheme="minorEastAsia" w:hAnsi="Cambria Math"/>
+              </w:rPr>
+              <m:t>)</m:t>
+            </m:r>
+          </m:sup>
+        </m:sSup>
       </m:oMath>
       <w:r>
-        <w:t xml:space="preserve"> at the next timestep, giving the network its memory. The three weight matrices </w:t>
+        <w:rPr>
+          <w:rFonts w:eastAsiaTheme="minorEastAsia"/>
+        </w:rPr>
+        <w:t xml:space="preserve"> </w:t>
+      </w:r>
+      <w:r>
+        <w:t xml:space="preserve">at the next timestep, giving the network its memory. The three weight matrices </w:t>
       </w:r>
       <m:oMath>
         <m:sSub>
@@ -796,7 +1013,7 @@
               <w:rPr>
                 <w:rFonts w:ascii="Cambria Math" w:hAnsi="Cambria Math"/>
               </w:rPr>
-              <m:t>xh</m:t>
+              <m:t>x</m:t>
             </m:r>
           </m:sub>
         </m:sSub>
@@ -827,7 +1044,7 @@
               <w:rPr>
                 <w:rFonts w:ascii="Cambria Math" w:hAnsi="Cambria Math"/>
               </w:rPr>
-              <m:t>hh</m:t>
+              <m:t>h</m:t>
             </m:r>
           </m:sub>
         </m:sSub>
@@ -858,7 +1075,7 @@
               <w:rPr>
                 <w:rFonts w:ascii="Cambria Math" w:hAnsi="Cambria Math"/>
               </w:rPr>
-              <m:t>hy</m:t>
+              <m:t>y</m:t>
             </m:r>
           </m:sub>
         </m:sSub>
@@ -1118,6 +1335,19 @@
             <w:rStyle w:val="Hyperlink"/>
           </w:rPr>
           <w:t>, K. Irie et al, 2026</w:t>
+        </w:r>
+      </w:hyperlink>
+    </w:p>
+    <w:p>
+      <w:r>
+        <w:t xml:space="preserve">[5] </w:t>
+      </w:r>
+      <w:hyperlink r:id="rId9" w:history="1">
+        <w:r>
+          <w:rPr>
+            <w:rStyle w:val="Hyperlink"/>
+          </w:rPr>
+          <w:t>Finding Structure In Time, Jeffrey L. Elman, 1990</w:t>
         </w:r>
       </w:hyperlink>
     </w:p>

--- a/docs/Note_on_Neural_Networks_with_Dynamic_Weights.docx
+++ b/docs/Note_on_Neural_Networks_with_Dynamic_Weights.docx
@@ -564,12 +564,6 @@
                   </w:rPr>
                   <m:t>h</m:t>
                 </m:r>
-                <m:r>
-                  <w:rPr>
-                    <w:rFonts w:ascii="Cambria Math" w:eastAsiaTheme="minorEastAsia" w:hAnsi="Cambria Math"/>
-                  </w:rPr>
-                  <m:t>h</m:t>
-                </m:r>
               </m:sub>
             </m:sSub>
             <m:sSup>
@@ -627,12 +621,6 @@
                     <w:rFonts w:ascii="Cambria Math" w:eastAsiaTheme="minorEastAsia" w:hAnsi="Cambria Math"/>
                   </w:rPr>
                   <m:t>x</m:t>
-                </m:r>
-                <m:r>
-                  <w:rPr>
-                    <w:rFonts w:ascii="Cambria Math" w:eastAsiaTheme="minorEastAsia" w:hAnsi="Cambria Math"/>
-                  </w:rPr>
-                  <m:t>h</m:t>
                 </m:r>
               </m:sub>
             </m:sSub>
@@ -670,6 +658,112 @@
             </m:r>
           </m:e>
         </m:d>
+      </m:oMath>
+      <w:r>
+        <w:rPr>
+          <w:rFonts w:eastAsiaTheme="minorEastAsia"/>
+        </w:rPr>
+        <w:t xml:space="preserve"> </w:t>
+      </w:r>
+    </w:p>
+    <w:p>
+      <w:pPr>
+        <w:rPr>
+          <w:rFonts w:eastAsiaTheme="minorEastAsia"/>
+        </w:rPr>
+      </w:pPr>
+    </w:p>
+    <w:p>
+      <w:pPr>
+        <w:rPr>
+          <w:rFonts w:eastAsiaTheme="minorEastAsia"/>
+        </w:rPr>
+      </w:pPr>
+      <m:oMath>
+        <m:sSup>
+          <m:sSupPr>
+            <m:ctrlPr>
+              <w:rPr>
+                <w:rFonts w:ascii="Cambria Math" w:eastAsiaTheme="minorEastAsia" w:hAnsi="Cambria Math"/>
+                <w:i/>
+              </w:rPr>
+            </m:ctrlPr>
+          </m:sSupPr>
+          <m:e>
+            <m:r>
+              <w:rPr>
+                <w:rFonts w:ascii="Cambria Math" w:eastAsiaTheme="minorEastAsia" w:hAnsi="Cambria Math"/>
+              </w:rPr>
+              <m:t>y</m:t>
+            </m:r>
+          </m:e>
+          <m:sup>
+            <m:r>
+              <w:rPr>
+                <w:rFonts w:ascii="Cambria Math" w:eastAsiaTheme="minorEastAsia" w:hAnsi="Cambria Math"/>
+              </w:rPr>
+              <m:t>(t)</m:t>
+            </m:r>
+          </m:sup>
+        </m:sSup>
+        <m:r>
+          <w:rPr>
+            <w:rFonts w:ascii="Cambria Math" w:eastAsiaTheme="minorEastAsia" w:hAnsi="Cambria Math"/>
+          </w:rPr>
+          <m:t>=</m:t>
+        </m:r>
+        <m:sSub>
+          <m:sSubPr>
+            <m:ctrlPr>
+              <w:rPr>
+                <w:rFonts w:ascii="Cambria Math" w:eastAsiaTheme="minorEastAsia" w:hAnsi="Cambria Math"/>
+                <w:i/>
+              </w:rPr>
+            </m:ctrlPr>
+          </m:sSubPr>
+          <m:e>
+            <m:r>
+              <w:rPr>
+                <w:rFonts w:ascii="Cambria Math" w:eastAsiaTheme="minorEastAsia" w:hAnsi="Cambria Math"/>
+              </w:rPr>
+              <m:t>W</m:t>
+            </m:r>
+          </m:e>
+          <m:sub>
+            <m:r>
+              <w:rPr>
+                <w:rFonts w:ascii="Cambria Math" w:eastAsiaTheme="minorEastAsia" w:hAnsi="Cambria Math"/>
+              </w:rPr>
+              <m:t>y</m:t>
+            </m:r>
+          </m:sub>
+        </m:sSub>
+        <m:sSup>
+          <m:sSupPr>
+            <m:ctrlPr>
+              <w:rPr>
+                <w:rFonts w:ascii="Cambria Math" w:eastAsiaTheme="minorEastAsia" w:hAnsi="Cambria Math"/>
+                <w:i/>
+              </w:rPr>
+            </m:ctrlPr>
+          </m:sSupPr>
+          <m:e>
+            <m:r>
+              <w:rPr>
+                <w:rFonts w:ascii="Cambria Math" w:eastAsiaTheme="minorEastAsia" w:hAnsi="Cambria Math"/>
+              </w:rPr>
+              <m:t>h</m:t>
+            </m:r>
+          </m:e>
+          <m:sup>
+            <m:r>
+              <w:rPr>
+                <w:rFonts w:ascii="Cambria Math" w:eastAsiaTheme="minorEastAsia" w:hAnsi="Cambria Math"/>
+              </w:rPr>
+              <m:t>(t)</m:t>
+            </m:r>
+          </m:sup>
+        </m:sSup>
       </m:oMath>
       <w:r>
         <w:rPr>

--- a/docs/Note_on_Neural_Networks_with_Dynamic_Weights.docx
+++ b/docs/Note_on_Neural_Networks_with_Dynamic_Weights.docx
@@ -785,6 +785,185 @@
           <w:rFonts w:eastAsiaTheme="minorEastAsia"/>
         </w:rPr>
       </w:pPr>
+      <m:oMath>
+        <m:sSub>
+          <m:sSubPr>
+            <m:ctrlPr>
+              <w:rPr>
+                <w:rFonts w:ascii="Cambria Math" w:eastAsiaTheme="minorEastAsia" w:hAnsi="Cambria Math"/>
+                <w:i/>
+              </w:rPr>
+            </m:ctrlPr>
+          </m:sSubPr>
+          <m:e>
+            <m:r>
+              <w:rPr>
+                <w:rFonts w:ascii="Cambria Math" w:eastAsiaTheme="minorEastAsia" w:hAnsi="Cambria Math"/>
+              </w:rPr>
+              <m:t>W</m:t>
+            </m:r>
+          </m:e>
+          <m:sub>
+            <m:r>
+              <w:rPr>
+                <w:rFonts w:ascii="Cambria Math" w:eastAsiaTheme="minorEastAsia" w:hAnsi="Cambria Math"/>
+              </w:rPr>
+              <m:t>h</m:t>
+            </m:r>
+          </m:sub>
+        </m:sSub>
+        <m:r>
+          <w:rPr>
+            <w:rFonts w:ascii="Cambria Math" w:eastAsiaTheme="minorEastAsia" w:hAnsi="Cambria Math"/>
+          </w:rPr>
+          <m:t>∈</m:t>
+        </m:r>
+        <m:sSup>
+          <m:sSupPr>
+            <m:ctrlPr>
+              <w:rPr>
+                <w:rFonts w:ascii="Cambria Math" w:eastAsiaTheme="minorEastAsia" w:hAnsi="Cambria Math"/>
+                <w:i/>
+              </w:rPr>
+            </m:ctrlPr>
+          </m:sSupPr>
+          <m:e>
+            <m:r>
+              <m:rPr>
+                <m:scr m:val="double-struck"/>
+              </m:rPr>
+              <w:rPr>
+                <w:rFonts w:ascii="Cambria Math" w:eastAsiaTheme="minorEastAsia" w:hAnsi="Cambria Math"/>
+              </w:rPr>
+              <m:t>R</m:t>
+            </m:r>
+          </m:e>
+          <m:sup>
+            <m:r>
+              <w:rPr>
+                <w:rFonts w:ascii="Cambria Math" w:eastAsiaTheme="minorEastAsia" w:hAnsi="Cambria Math"/>
+              </w:rPr>
+              <m:t>d×d</m:t>
+            </m:r>
+          </m:sup>
+        </m:sSup>
+      </m:oMath>
+      <w:r>
+        <w:rPr>
+          <w:rFonts w:eastAsiaTheme="minorEastAsia"/>
+        </w:rPr>
+        <w:t xml:space="preserve"> is the recurrent weight matrix (slow weights, fixed after training)</w:t>
+      </w:r>
+    </w:p>
+    <w:p>
+      <w:pPr>
+        <w:rPr>
+          <w:rFonts w:eastAsiaTheme="minorEastAsia"/>
+        </w:rPr>
+      </w:pPr>
+    </w:p>
+    <w:p>
+      <w:pPr>
+        <w:rPr>
+          <w:rFonts w:eastAsiaTheme="minorEastAsia"/>
+        </w:rPr>
+      </w:pPr>
+      <m:oMath>
+        <m:sSub>
+          <m:sSubPr>
+            <m:ctrlPr>
+              <w:rPr>
+                <w:rFonts w:ascii="Cambria Math" w:eastAsiaTheme="minorEastAsia" w:hAnsi="Cambria Math"/>
+                <w:i/>
+              </w:rPr>
+            </m:ctrlPr>
+          </m:sSubPr>
+          <m:e>
+            <m:r>
+              <w:rPr>
+                <w:rFonts w:ascii="Cambria Math" w:eastAsiaTheme="minorEastAsia" w:hAnsi="Cambria Math"/>
+              </w:rPr>
+              <m:t>W</m:t>
+            </m:r>
+          </m:e>
+          <m:sub>
+            <m:r>
+              <w:rPr>
+                <w:rFonts w:ascii="Cambria Math" w:eastAsiaTheme="minorEastAsia" w:hAnsi="Cambria Math"/>
+              </w:rPr>
+              <m:t>x</m:t>
+            </m:r>
+          </m:sub>
+        </m:sSub>
+        <m:r>
+          <w:rPr>
+            <w:rFonts w:ascii="Cambria Math" w:eastAsiaTheme="minorEastAsia" w:hAnsi="Cambria Math"/>
+          </w:rPr>
+          <m:t>∈</m:t>
+        </m:r>
+        <m:sSup>
+          <m:sSupPr>
+            <m:ctrlPr>
+              <w:rPr>
+                <w:rFonts w:ascii="Cambria Math" w:eastAsiaTheme="minorEastAsia" w:hAnsi="Cambria Math"/>
+                <w:i/>
+              </w:rPr>
+            </m:ctrlPr>
+          </m:sSupPr>
+          <m:e>
+            <m:r>
+              <m:rPr>
+                <m:scr m:val="double-struck"/>
+              </m:rPr>
+              <w:rPr>
+                <w:rFonts w:ascii="Cambria Math" w:eastAsiaTheme="minorEastAsia" w:hAnsi="Cambria Math"/>
+              </w:rPr>
+              <m:t>R</m:t>
+            </m:r>
+          </m:e>
+          <m:sup>
+            <m:r>
+              <w:rPr>
+                <w:rFonts w:ascii="Cambria Math" w:eastAsiaTheme="minorEastAsia" w:hAnsi="Cambria Math"/>
+              </w:rPr>
+              <m:t>d×</m:t>
+            </m:r>
+            <m:r>
+              <w:rPr>
+                <w:rFonts w:ascii="Cambria Math" w:eastAsiaTheme="minorEastAsia" w:hAnsi="Cambria Math"/>
+              </w:rPr>
+              <m:t>n</m:t>
+            </m:r>
+          </m:sup>
+        </m:sSup>
+      </m:oMath>
+      <w:r>
+        <w:rPr>
+          <w:rFonts w:eastAsiaTheme="minorEastAsia"/>
+        </w:rPr>
+        <w:t xml:space="preserve"> is the input projection (slow weights)</w:t>
+      </w:r>
+    </w:p>
+    <w:p>
+      <w:pPr>
+        <w:rPr>
+          <w:rFonts w:eastAsiaTheme="minorEastAsia"/>
+        </w:rPr>
+      </w:pPr>
+    </w:p>
+    <w:p>
+      <w:pPr>
+        <w:rPr>
+          <w:rFonts w:eastAsiaTheme="minorEastAsia"/>
+        </w:rPr>
+      </w:pPr>
+    </w:p>
+    <w:p>
+      <w:pPr>
+        <w:rPr>
+          <w:rFonts w:eastAsiaTheme="minorEastAsia"/>
+        </w:rPr>
+      </w:pPr>
     </w:p>
     <w:p>
       <w:pPr>
@@ -915,18 +1094,18 @@
         </w:rPr>
         <w:lastRenderedPageBreak/>
         <w:drawing>
-          <wp:anchor distT="0" distB="0" distL="114300" distR="114300" simplePos="0" relativeHeight="251658240" behindDoc="0" locked="0" layoutInCell="1" allowOverlap="1" wp14:anchorId="60655AC2" wp14:editId="27E55FCE">
+          <wp:anchor distT="0" distB="0" distL="114300" distR="114300" simplePos="0" relativeHeight="251658240" behindDoc="0" locked="0" layoutInCell="1" allowOverlap="1" wp14:anchorId="152F5FB0" wp14:editId="0ADC5BF8">
             <wp:simplePos x="0" y="0"/>
             <wp:positionH relativeFrom="column">
-              <wp:posOffset>815842</wp:posOffset>
+              <wp:posOffset>930826</wp:posOffset>
             </wp:positionH>
             <wp:positionV relativeFrom="paragraph">
-              <wp:posOffset>167</wp:posOffset>
+              <wp:posOffset>575</wp:posOffset>
             </wp:positionV>
-            <wp:extent cx="3319145" cy="4954905"/>
-            <wp:effectExtent l="0" t="0" r="0" b="0"/>
+            <wp:extent cx="3352165" cy="5004435"/>
+            <wp:effectExtent l="0" t="0" r="635" b="0"/>
             <wp:wrapTopAndBottom/>
-            <wp:docPr id="1490736516" name="Picture 3" descr="A diagram of a software&#10;&#10;AI-generated content may be incorrect."/>
+            <wp:docPr id="382040326" name="Picture 4" descr="A diagram of a data flow&#10;&#10;AI-generated content may be incorrect."/>
             <wp:cNvGraphicFramePr>
               <a:graphicFrameLocks xmlns:a="http://schemas.openxmlformats.org/drawingml/2006/main" noChangeAspect="1"/>
             </wp:cNvGraphicFramePr>
@@ -934,7 +1113,7 @@
               <a:graphicData uri="http://schemas.openxmlformats.org/drawingml/2006/picture">
                 <pic:pic xmlns:pic="http://schemas.openxmlformats.org/drawingml/2006/picture">
                   <pic:nvPicPr>
-                    <pic:cNvPr id="1490736516" name="Picture 3" descr="A diagram of a software&#10;&#10;AI-generated content may be incorrect."/>
+                    <pic:cNvPr id="382040326" name="Picture 4" descr="A diagram of a data flow&#10;&#10;AI-generated content may be incorrect."/>
                     <pic:cNvPicPr/>
                   </pic:nvPicPr>
                   <pic:blipFill>
@@ -952,7 +1131,7 @@
                   <pic:spPr>
                     <a:xfrm>
                       <a:off x="0" y="0"/>
-                      <a:ext cx="3319145" cy="4954905"/>
+                      <a:ext cx="3352165" cy="5004435"/>
                     </a:xfrm>
                     <a:prstGeom prst="rect">
                       <a:avLst/>

--- a/docs/Note_on_Neural_Networks_with_Dynamic_Weights.docx
+++ b/docs/Note_on_Neural_Networks_with_Dynamic_Weights.docx
@@ -942,6 +942,141 @@
           <w:rFonts w:eastAsiaTheme="minorEastAsia"/>
         </w:rPr>
         <w:t xml:space="preserve"> is the input projection (slow weights)</w:t>
+      </w:r>
+    </w:p>
+    <w:p>
+      <w:pPr>
+        <w:rPr>
+          <w:rFonts w:eastAsiaTheme="minorEastAsia"/>
+        </w:rPr>
+      </w:pPr>
+    </w:p>
+    <w:p>
+      <w:pPr>
+        <w:rPr>
+          <w:rFonts w:eastAsiaTheme="minorEastAsia"/>
+        </w:rPr>
+      </w:pPr>
+      <m:oMath>
+        <m:sSup>
+          <m:sSupPr>
+            <m:ctrlPr>
+              <w:rPr>
+                <w:rFonts w:ascii="Cambria Math" w:eastAsiaTheme="minorEastAsia" w:hAnsi="Cambria Math"/>
+                <w:i/>
+              </w:rPr>
+            </m:ctrlPr>
+          </m:sSupPr>
+          <m:e>
+            <m:r>
+              <w:rPr>
+                <w:rFonts w:ascii="Cambria Math" w:eastAsiaTheme="minorEastAsia" w:hAnsi="Cambria Math"/>
+              </w:rPr>
+              <m:t>h</m:t>
+            </m:r>
+          </m:e>
+          <m:sup>
+            <m:r>
+              <w:rPr>
+                <w:rFonts w:ascii="Cambria Math" w:eastAsiaTheme="minorEastAsia" w:hAnsi="Cambria Math"/>
+              </w:rPr>
+              <m:t>(t)</m:t>
+            </m:r>
+          </m:sup>
+        </m:sSup>
+        <m:r>
+          <w:rPr>
+            <w:rFonts w:ascii="Cambria Math" w:eastAsiaTheme="minorEastAsia" w:hAnsi="Cambria Math"/>
+          </w:rPr>
+          <m:t>∈</m:t>
+        </m:r>
+        <m:sSup>
+          <m:sSupPr>
+            <m:ctrlPr>
+              <w:rPr>
+                <w:rFonts w:ascii="Cambria Math" w:eastAsiaTheme="minorEastAsia" w:hAnsi="Cambria Math"/>
+                <w:i/>
+              </w:rPr>
+            </m:ctrlPr>
+          </m:sSupPr>
+          <m:e>
+            <m:r>
+              <m:rPr>
+                <m:scr m:val="double-struck"/>
+              </m:rPr>
+              <w:rPr>
+                <w:rFonts w:ascii="Cambria Math" w:eastAsiaTheme="minorEastAsia" w:hAnsi="Cambria Math"/>
+              </w:rPr>
+              <m:t>R</m:t>
+            </m:r>
+          </m:e>
+          <m:sup>
+            <m:r>
+              <w:rPr>
+                <w:rFonts w:ascii="Cambria Math" w:eastAsiaTheme="minorEastAsia" w:hAnsi="Cambria Math"/>
+              </w:rPr>
+              <m:t>d</m:t>
+            </m:r>
+          </m:sup>
+        </m:sSup>
+      </m:oMath>
+      <w:r>
+        <w:rPr>
+          <w:rFonts w:eastAsiaTheme="minorEastAsia"/>
+        </w:rPr>
+        <w:t xml:space="preserve">  is the hidden state (</w:t>
+      </w:r>
+      <m:oMath>
+        <m:sSup>
+          <m:sSupPr>
+            <m:ctrlPr>
+              <w:rPr>
+                <w:rFonts w:ascii="Cambria Math" w:eastAsiaTheme="minorEastAsia" w:hAnsi="Cambria Math"/>
+                <w:i/>
+              </w:rPr>
+            </m:ctrlPr>
+          </m:sSupPr>
+          <m:e>
+            <m:r>
+              <w:rPr>
+                <w:rFonts w:ascii="Cambria Math" w:eastAsiaTheme="minorEastAsia" w:hAnsi="Cambria Math"/>
+              </w:rPr>
+              <m:t>h</m:t>
+            </m:r>
+          </m:e>
+          <m:sup>
+            <m:r>
+              <w:rPr>
+                <w:rFonts w:ascii="Cambria Math" w:eastAsiaTheme="minorEastAsia" w:hAnsi="Cambria Math"/>
+              </w:rPr>
+              <m:t>(</m:t>
+            </m:r>
+            <m:r>
+              <w:rPr>
+                <w:rFonts w:ascii="Cambria Math" w:eastAsiaTheme="minorEastAsia" w:hAnsi="Cambria Math"/>
+              </w:rPr>
+              <m:t>0</m:t>
+            </m:r>
+            <m:r>
+              <w:rPr>
+                <w:rFonts w:ascii="Cambria Math" w:eastAsiaTheme="minorEastAsia" w:hAnsi="Cambria Math"/>
+              </w:rPr>
+              <m:t>)</m:t>
+            </m:r>
+          </m:sup>
+        </m:sSup>
+        <m:r>
+          <w:rPr>
+            <w:rFonts w:ascii="Cambria Math" w:eastAsiaTheme="minorEastAsia" w:hAnsi="Cambria Math"/>
+          </w:rPr>
+          <m:t>=0</m:t>
+        </m:r>
+      </m:oMath>
+      <w:r>
+        <w:rPr>
+          <w:rFonts w:eastAsiaTheme="minorEastAsia"/>
+        </w:rPr>
+        <w:t>)</w:t>
       </w:r>
     </w:p>
     <w:p>

--- a/docs/Note_on_Neural_Networks_with_Dynamic_Weights.docx
+++ b/docs/Note_on_Neural_Networks_with_Dynamic_Weights.docx
@@ -1078,27 +1078,6 @@
         </w:rPr>
         <w:t>)</w:t>
       </w:r>
-    </w:p>
-    <w:p>
-      <w:pPr>
-        <w:rPr>
-          <w:rFonts w:eastAsiaTheme="minorEastAsia"/>
-        </w:rPr>
-      </w:pPr>
-    </w:p>
-    <w:p>
-      <w:pPr>
-        <w:rPr>
-          <w:rFonts w:eastAsiaTheme="minorEastAsia"/>
-        </w:rPr>
-      </w:pPr>
-    </w:p>
-    <w:p>
-      <w:pPr>
-        <w:rPr>
-          <w:rFonts w:eastAsiaTheme="minorEastAsia"/>
-        </w:rPr>
-      </w:pPr>
     </w:p>
     <w:p>
       <w:pPr>
@@ -1493,6 +1472,28 @@
       </w:r>
     </w:p>
     <w:p/>
+    <w:p>
+      <w:pPr>
+        <w:pStyle w:val="Heading3"/>
+      </w:pPr>
+      <w:r>
+        <w:t xml:space="preserve">Fast Weight Programmer </w:t>
+      </w:r>
+    </w:p>
+    <w:p/>
+    <w:p>
+      <w:r>
+        <w:t xml:space="preserve">The main article is from J. </w:t>
+      </w:r>
+      <w:r>
+        <w:t>Schmidhuber, [1]</w:t>
+      </w:r>
+      <w:r>
+        <w:t>.</w:t>
+      </w:r>
+    </w:p>
+    <w:p/>
+    <w:p/>
     <w:p/>
     <w:p>
       <w:pPr>
@@ -1748,6 +1749,7 @@
     </w:p>
     <w:p>
       <w:r>
+        <w:lastRenderedPageBreak/>
         <w:t xml:space="preserve">[5] </w:t>
       </w:r>
       <w:hyperlink r:id="rId9" w:history="1">
